--- a/tests/corpus/word-rules/E-tab-leader.docx
+++ b/tests/corpus/word-rules/E-tab-leader.docx
@@ -3,19 +3,26 @@
 <w:document xmlns:w="http://schemas.openxmlformats.org/wordprocessingml/2006/main" xmlns:r="http://schemas.openxmlformats.org/officeDocument/2006/relationships">
   <w:body>
     <w:p>
+      <w:r>
+        <w:t xml:space="preserve">Case 01: dot leader to a left stop at 216 pt:</w:t>
+      </w:r>
+    </w:p>
+    <w:p>
       <w:pPr>
         <w:tabs>
           <w:tab w:val="left" w:leader="dot" w:pos="4320"/>
         </w:tabs>
       </w:pPr>
       <w:r>
-        <w:t xml:space="preserve">Case 01: dot leader to a left stop at 216 pt: </w:t>
-      </w:r>
-      <w:r>
-        <w:tab/>
-      </w:r>
-      <w:r>
-        <w:t xml:space="preserve">x</w:t>
+        <w:tab/>
+      </w:r>
+      <w:r>
+        <w:t xml:space="preserve">x</w:t>
+      </w:r>
+    </w:p>
+    <w:p>
+      <w:r>
+        <w:t xml:space="preserve">Case 02: dot leader to a right stop at 216 pt:</w:t>
       </w:r>
     </w:p>
     <w:p>
@@ -25,13 +32,15 @@
         </w:tabs>
       </w:pPr>
       <w:r>
-        <w:t xml:space="preserve">Case 02: dot leader to a right stop at 216 pt: </w:t>
-      </w:r>
-      <w:r>
-        <w:tab/>
-      </w:r>
-      <w:r>
-        <w:t xml:space="preserve">x</w:t>
+        <w:tab/>
+      </w:r>
+      <w:r>
+        <w:t xml:space="preserve">x</w:t>
+      </w:r>
+    </w:p>
+    <w:p>
+      <w:r>
+        <w:t xml:space="preserve">Case 03: dot leader to a center stop at 216 pt:</w:t>
       </w:r>
     </w:p>
     <w:p>
@@ -41,13 +50,15 @@
         </w:tabs>
       </w:pPr>
       <w:r>
-        <w:t xml:space="preserve">Case 03: dot leader to a center stop at 216 pt: </w:t>
-      </w:r>
-      <w:r>
-        <w:tab/>
-      </w:r>
-      <w:r>
-        <w:t xml:space="preserve">x</w:t>
+        <w:tab/>
+      </w:r>
+      <w:r>
+        <w:t xml:space="preserve">x</w:t>
+      </w:r>
+    </w:p>
+    <w:p>
+      <w:r>
+        <w:t xml:space="preserve">Case 04: dot leader to a decimal stop at 216 pt:</w:t>
       </w:r>
     </w:p>
     <w:p>
@@ -57,9 +68,6 @@
         </w:tabs>
       </w:pPr>
       <w:r>
-        <w:t xml:space="preserve">Case 04: dot leader to a decimal stop at 216 pt: </w:t>
-      </w:r>
-      <w:r>
         <w:tab/>
       </w:r>
       <w:r>
@@ -67,19 +75,26 @@
       </w:r>
     </w:p>
     <w:p>
+      <w:r>
+        <w:t xml:space="preserve">Case 05: hyphen leader to a left stop at 216 pt:</w:t>
+      </w:r>
+    </w:p>
+    <w:p>
       <w:pPr>
         <w:tabs>
           <w:tab w:val="left" w:leader="hyphen" w:pos="4320"/>
         </w:tabs>
       </w:pPr>
       <w:r>
-        <w:t xml:space="preserve">Case 05: hyphen leader to a left stop at 216 pt: </w:t>
-      </w:r>
-      <w:r>
-        <w:tab/>
-      </w:r>
-      <w:r>
-        <w:t xml:space="preserve">x</w:t>
+        <w:tab/>
+      </w:r>
+      <w:r>
+        <w:t xml:space="preserve">x</w:t>
+      </w:r>
+    </w:p>
+    <w:p>
+      <w:r>
+        <w:t xml:space="preserve">Case 06: hyphen leader to a right stop at 216 pt:</w:t>
       </w:r>
     </w:p>
     <w:p>
@@ -89,13 +104,15 @@
         </w:tabs>
       </w:pPr>
       <w:r>
-        <w:t xml:space="preserve">Case 06: hyphen leader to a right stop at 216 pt: </w:t>
-      </w:r>
-      <w:r>
-        <w:tab/>
-      </w:r>
-      <w:r>
-        <w:t xml:space="preserve">x</w:t>
+        <w:tab/>
+      </w:r>
+      <w:r>
+        <w:t xml:space="preserve">x</w:t>
+      </w:r>
+    </w:p>
+    <w:p>
+      <w:r>
+        <w:t xml:space="preserve">Case 07: hyphen leader to a center stop at 216 pt:</w:t>
       </w:r>
     </w:p>
     <w:p>
@@ -105,13 +122,15 @@
         </w:tabs>
       </w:pPr>
       <w:r>
-        <w:t xml:space="preserve">Case 07: hyphen leader to a center stop at 216 pt: </w:t>
-      </w:r>
-      <w:r>
-        <w:tab/>
-      </w:r>
-      <w:r>
-        <w:t xml:space="preserve">x</w:t>
+        <w:tab/>
+      </w:r>
+      <w:r>
+        <w:t xml:space="preserve">x</w:t>
+      </w:r>
+    </w:p>
+    <w:p>
+      <w:r>
+        <w:t xml:space="preserve">Case 08: hyphen leader to a decimal stop at 216 pt:</w:t>
       </w:r>
     </w:p>
     <w:p>
@@ -121,9 +140,6 @@
         </w:tabs>
       </w:pPr>
       <w:r>
-        <w:t xml:space="preserve">Case 08: hyphen leader to a decimal stop at 216 pt: </w:t>
-      </w:r>
-      <w:r>
         <w:tab/>
       </w:r>
       <w:r>
@@ -131,19 +147,26 @@
       </w:r>
     </w:p>
     <w:p>
+      <w:r>
+        <w:t xml:space="preserve">Case 09: middleDot leader to a left stop at 216 pt:</w:t>
+      </w:r>
+    </w:p>
+    <w:p>
       <w:pPr>
         <w:tabs>
           <w:tab w:val="left" w:leader="middleDot" w:pos="4320"/>
         </w:tabs>
       </w:pPr>
       <w:r>
-        <w:t xml:space="preserve">Case 09: middleDot leader to a left stop at 216 pt: </w:t>
-      </w:r>
-      <w:r>
-        <w:tab/>
-      </w:r>
-      <w:r>
-        <w:t xml:space="preserve">x</w:t>
+        <w:tab/>
+      </w:r>
+      <w:r>
+        <w:t xml:space="preserve">x</w:t>
+      </w:r>
+    </w:p>
+    <w:p>
+      <w:r>
+        <w:t xml:space="preserve">Case 10: middleDot leader to a right stop at 216 pt:</w:t>
       </w:r>
     </w:p>
     <w:p>
@@ -153,13 +176,15 @@
         </w:tabs>
       </w:pPr>
       <w:r>
-        <w:t xml:space="preserve">Case 10: middleDot leader to a right stop at 216 pt: </w:t>
-      </w:r>
-      <w:r>
-        <w:tab/>
-      </w:r>
-      <w:r>
-        <w:t xml:space="preserve">x</w:t>
+        <w:tab/>
+      </w:r>
+      <w:r>
+        <w:t xml:space="preserve">x</w:t>
+      </w:r>
+    </w:p>
+    <w:p>
+      <w:r>
+        <w:t xml:space="preserve">Case 11: middleDot leader to a center stop at 216 pt:</w:t>
       </w:r>
     </w:p>
     <w:p>
@@ -169,13 +194,15 @@
         </w:tabs>
       </w:pPr>
       <w:r>
-        <w:t xml:space="preserve">Case 11: middleDot leader to a center stop at 216 pt: </w:t>
-      </w:r>
-      <w:r>
-        <w:tab/>
-      </w:r>
-      <w:r>
-        <w:t xml:space="preserve">x</w:t>
+        <w:tab/>
+      </w:r>
+      <w:r>
+        <w:t xml:space="preserve">x</w:t>
+      </w:r>
+    </w:p>
+    <w:p>
+      <w:r>
+        <w:t xml:space="preserve">Case 12: middleDot leader to a decimal stop at 216 pt:</w:t>
       </w:r>
     </w:p>
     <w:p>
@@ -185,9 +212,6 @@
         </w:tabs>
       </w:pPr>
       <w:r>
-        <w:t xml:space="preserve">Case 12: middleDot leader to a decimal stop at 216 pt: </w:t>
-      </w:r>
-      <w:r>
         <w:tab/>
       </w:r>
       <w:r>
@@ -195,19 +219,26 @@
       </w:r>
     </w:p>
     <w:p>
+      <w:r>
+        <w:t xml:space="preserve">Case 13: underscore leader to a left stop at 216 pt:</w:t>
+      </w:r>
+    </w:p>
+    <w:p>
       <w:pPr>
         <w:tabs>
           <w:tab w:val="left" w:leader="underscore" w:pos="4320"/>
         </w:tabs>
       </w:pPr>
       <w:r>
-        <w:t xml:space="preserve">Case 13: underscore leader to a left stop at 216 pt: </w:t>
-      </w:r>
-      <w:r>
-        <w:tab/>
-      </w:r>
-      <w:r>
-        <w:t xml:space="preserve">x</w:t>
+        <w:tab/>
+      </w:r>
+      <w:r>
+        <w:t xml:space="preserve">x</w:t>
+      </w:r>
+    </w:p>
+    <w:p>
+      <w:r>
+        <w:t xml:space="preserve">Case 14: underscore leader to a right stop at 216 pt:</w:t>
       </w:r>
     </w:p>
     <w:p>
@@ -217,13 +248,15 @@
         </w:tabs>
       </w:pPr>
       <w:r>
-        <w:t xml:space="preserve">Case 14: underscore leader to a right stop at 216 pt: </w:t>
-      </w:r>
-      <w:r>
-        <w:tab/>
-      </w:r>
-      <w:r>
-        <w:t xml:space="preserve">x</w:t>
+        <w:tab/>
+      </w:r>
+      <w:r>
+        <w:t xml:space="preserve">x</w:t>
+      </w:r>
+    </w:p>
+    <w:p>
+      <w:r>
+        <w:t xml:space="preserve">Case 15: underscore leader to a center stop at 216 pt:</w:t>
       </w:r>
     </w:p>
     <w:p>
@@ -233,13 +266,15 @@
         </w:tabs>
       </w:pPr>
       <w:r>
-        <w:t xml:space="preserve">Case 15: underscore leader to a center stop at 216 pt: </w:t>
-      </w:r>
-      <w:r>
-        <w:tab/>
-      </w:r>
-      <w:r>
-        <w:t xml:space="preserve">x</w:t>
+        <w:tab/>
+      </w:r>
+      <w:r>
+        <w:t xml:space="preserve">x</w:t>
+      </w:r>
+    </w:p>
+    <w:p>
+      <w:r>
+        <w:t xml:space="preserve">Case 16: underscore leader to a decimal stop at 216 pt:</w:t>
       </w:r>
     </w:p>
     <w:p>
@@ -249,9 +284,6 @@
         </w:tabs>
       </w:pPr>
       <w:r>
-        <w:t xml:space="preserve">Case 16: underscore leader to a decimal stop at 216 pt: </w:t>
-      </w:r>
-      <w:r>
         <w:tab/>
       </w:r>
       <w:r>
@@ -259,19 +291,26 @@
       </w:r>
     </w:p>
     <w:p>
+      <w:r>
+        <w:t xml:space="preserve">Case 17: heavy leader to a left stop at 216 pt:</w:t>
+      </w:r>
+    </w:p>
+    <w:p>
       <w:pPr>
         <w:tabs>
           <w:tab w:val="left" w:leader="heavy" w:pos="4320"/>
         </w:tabs>
       </w:pPr>
       <w:r>
-        <w:t xml:space="preserve">Case 17: heavy leader to a left stop at 216 pt: </w:t>
-      </w:r>
-      <w:r>
-        <w:tab/>
-      </w:r>
-      <w:r>
-        <w:t xml:space="preserve">x</w:t>
+        <w:tab/>
+      </w:r>
+      <w:r>
+        <w:t xml:space="preserve">x</w:t>
+      </w:r>
+    </w:p>
+    <w:p>
+      <w:r>
+        <w:t xml:space="preserve">Case 18: heavy leader to a right stop at 216 pt:</w:t>
       </w:r>
     </w:p>
     <w:p>
@@ -281,13 +320,15 @@
         </w:tabs>
       </w:pPr>
       <w:r>
-        <w:t xml:space="preserve">Case 18: heavy leader to a right stop at 216 pt: </w:t>
-      </w:r>
-      <w:r>
-        <w:tab/>
-      </w:r>
-      <w:r>
-        <w:t xml:space="preserve">x</w:t>
+        <w:tab/>
+      </w:r>
+      <w:r>
+        <w:t xml:space="preserve">x</w:t>
+      </w:r>
+    </w:p>
+    <w:p>
+      <w:r>
+        <w:t xml:space="preserve">Case 19: heavy leader to a center stop at 216 pt:</w:t>
       </w:r>
     </w:p>
     <w:p>
@@ -297,13 +338,15 @@
         </w:tabs>
       </w:pPr>
       <w:r>
-        <w:t xml:space="preserve">Case 19: heavy leader to a center stop at 216 pt: </w:t>
-      </w:r>
-      <w:r>
-        <w:tab/>
-      </w:r>
-      <w:r>
-        <w:t xml:space="preserve">x</w:t>
+        <w:tab/>
+      </w:r>
+      <w:r>
+        <w:t xml:space="preserve">x</w:t>
+      </w:r>
+    </w:p>
+    <w:p>
+      <w:r>
+        <w:t xml:space="preserve">Case 20: heavy leader to a decimal stop at 216 pt:</w:t>
       </w:r>
     </w:p>
     <w:p>
@@ -313,9 +356,6 @@
         </w:tabs>
       </w:pPr>
       <w:r>
-        <w:t xml:space="preserve">Case 20: heavy leader to a decimal stop at 216 pt: </w:t>
-      </w:r>
-      <w:r>
         <w:tab/>
       </w:r>
       <w:r>
@@ -323,14 +363,16 @@
       </w:r>
     </w:p>
     <w:p>
+      <w:r>
+        <w:t xml:space="preserve">Case 21: dot leader at 1 pt:</w:t>
+      </w:r>
+    </w:p>
+    <w:p>
       <w:pPr>
         <w:tabs>
           <w:tab w:val="left" w:leader="dot" w:pos="4320"/>
         </w:tabs>
       </w:pPr>
-      <w:r>
-        <w:t xml:space="preserve">Case 21: dot leader at 1 pt: </w:t>
-      </w:r>
       <w:r>
         <w:rPr>
           <w:sz w:val="2"/>
@@ -343,14 +385,16 @@
       </w:r>
     </w:p>
     <w:p>
+      <w:r>
+        <w:t xml:space="preserve">Case 22: dot leader at a character scale of 50 %:</w:t>
+      </w:r>
+    </w:p>
+    <w:p>
       <w:pPr>
         <w:tabs>
           <w:tab w:val="left" w:leader="dot" w:pos="4320"/>
         </w:tabs>
       </w:pPr>
-      <w:r>
-        <w:t xml:space="preserve">Case 22: dot leader at a character scale of 50 %: </w:t>
-      </w:r>
       <w:r>
         <w:rPr>
           <w:w w:val="50"/>
@@ -362,14 +406,16 @@
       </w:r>
     </w:p>
     <w:p>
+      <w:r>
+        <w:t xml:space="preserve">Case 23: dot leader under an underlined tab:</w:t>
+      </w:r>
+    </w:p>
+    <w:p>
       <w:pPr>
         <w:tabs>
           <w:tab w:val="left" w:leader="dot" w:pos="4320"/>
         </w:tabs>
       </w:pPr>
-      <w:r>
-        <w:t xml:space="preserve">Case 23: dot leader under an underlined tab: </w:t>
-      </w:r>
       <w:r>
         <w:rPr>
           <w:u w:val="single"/>
